--- a/docs/01-HLD-High-Level-Design.docx
+++ b/docs/01-HLD-High-Level-Design.docx
@@ -496,7 +496,7 @@
                 <w:sz w:val="19"/>
                 <w:szCs w:val="19"/>
               </w:rPr>
-              <w:t xml:space="preserve">1.1</w:t>
+              <w:t xml:space="preserve">1.2</w:t>
             </w:r>
           </w:p>
         </w:tc>
@@ -904,7 +904,7 @@
                 <w:sz w:val="19"/>
                 <w:szCs w:val="19"/>
               </w:rPr>
-              <w:t xml:space="preserve">main · b6affcd</w:t>
+              <w:t xml:space="preserve">main · 3338398 (+ modifiche non ancora committate)</w:t>
             </w:r>
           </w:p>
         </w:tc>
@@ -6351,7 +6351,27 @@
           <w:sz w:val="21"/>
           <w:szCs w:val="21"/>
         </w:rPr>
-        <w:t xml:space="preserve">Il server genera username e password con un generatore crittografico; la password </w:t>
+        <w:t xml:space="preserve">Il server genera username e password con un generatore crittografico. L’username è verificato contro </w:t>
+      </w:r>
+      <w:r>
+        <w:rPr>
+          <w:rFonts w:ascii="Arial" w:cs="Arial" w:eastAsia="Arial" w:hAnsi="Arial"/>
+          <w:b/>
+          <w:bCs/>
+          <w:color w:val="212121"/>
+          <w:sz w:val="21"/>
+          <w:szCs w:val="21"/>
+        </w:rPr>
+        <w:t xml:space="preserve">tutti gli ospiti mai creati</w:t>
+      </w:r>
+      <w:r>
+        <w:rPr>
+          <w:rFonts w:ascii="Arial" w:cs="Arial" w:eastAsia="Arial" w:hAnsi="Arial"/>
+          <w:color w:val="212121"/>
+          <w:sz w:val="21"/>
+          <w:szCs w:val="21"/>
+        </w:rPr>
+        <w:t xml:space="preserve">, così non eredita un account preesistente sul controller; la password </w:t>
       </w:r>
       <w:r>
         <w:rPr>
@@ -6447,6 +6467,90 @@
           <w:szCs w:val="27"/>
         </w:rPr>
         <w:t xml:space="preserve">4.3  </w:t>
+      </w:r>
+      <w:r>
+        <w:rPr>
+          <w:rFonts w:ascii="Arial" w:cs="Arial" w:eastAsia="Arial" w:hAnsi="Arial"/>
+          <w:b/>
+          <w:bCs/>
+          <w:caps w:val="false"/>
+          <w:color w:val="0A5D65"/>
+          <w:sz w:val="27"/>
+          <w:szCs w:val="27"/>
+        </w:rPr>
+        <w:t xml:space="preserve">Connesso non significa attivo</w:t>
+      </w:r>
+    </w:p>
+    <w:p>
+      <w:pPr>
+        <w:spacing w:after="140" w:line="288"/>
+      </w:pPr>
+      <w:r>
+        <w:rPr>
+          <w:rFonts w:ascii="Arial" w:cs="Arial" w:eastAsia="Arial" w:hAnsi="Arial"/>
+          <w:color w:val="212121"/>
+          <w:sz w:val="21"/>
+          <w:szCs w:val="21"/>
+        </w:rPr>
+        <w:t xml:space="preserve">Un account valido e un dispositivo effettivamente collegato sono due cose diverse. La sincronizzazione legge anche la tabella dei client del controller: la console distingue </w:t>
+      </w:r>
+      <w:r>
+        <w:rPr>
+          <w:rFonts w:ascii="Arial" w:cs="Arial" w:eastAsia="Arial" w:hAnsi="Arial"/>
+          <w:b/>
+          <w:bCs/>
+          <w:color w:val="212121"/>
+          <w:sz w:val="21"/>
+          <w:szCs w:val="21"/>
+        </w:rPr>
+        <w:t xml:space="preserve">Attivi</w:t>
+      </w:r>
+      <w:r>
+        <w:rPr>
+          <w:rFonts w:ascii="Arial" w:cs="Arial" w:eastAsia="Arial" w:hAnsi="Arial"/>
+          <w:color w:val="212121"/>
+          <w:sz w:val="21"/>
+          <w:szCs w:val="21"/>
+        </w:rPr>
+        <w:t xml:space="preserve"> (account validi) da </w:t>
+      </w:r>
+      <w:r>
+        <w:rPr>
+          <w:rFonts w:ascii="Arial" w:cs="Arial" w:eastAsia="Arial" w:hAnsi="Arial"/>
+          <w:b/>
+          <w:bCs/>
+          <w:color w:val="212121"/>
+          <w:sz w:val="21"/>
+          <w:szCs w:val="21"/>
+        </w:rPr>
+        <w:t xml:space="preserve">Connessi Ora</w:t>
+      </w:r>
+      <w:r>
+        <w:rPr>
+          <w:rFonts w:ascii="Arial" w:cs="Arial" w:eastAsia="Arial" w:hAnsi="Arial"/>
+          <w:color w:val="212121"/>
+          <w:sz w:val="21"/>
+          <w:szCs w:val="21"/>
+        </w:rPr>
+        <w:t xml:space="preserve"> (dispositivi sulla rete). È una sonda facoltativa — un controller che non la espone lascia lo stato «non noto», mai «non connesso», e non compromette il resto della sincronizzazione.</w:t>
+      </w:r>
+    </w:p>
+    <w:p>
+      <w:pPr>
+        <w:pStyle w:val="Heading2"/>
+        <w:keepNext/>
+        <w:spacing w:after="130" w:before="340"/>
+      </w:pPr>
+      <w:r>
+        <w:rPr>
+          <w:rFonts w:ascii="Arial" w:cs="Arial" w:eastAsia="Arial" w:hAnsi="Arial"/>
+          <w:b/>
+          <w:bCs/>
+          <w:color w:val="DC3230"/>
+          <w:sz w:val="27"/>
+          <w:szCs w:val="27"/>
+        </w:rPr>
+        <w:t xml:space="preserve">4.4  </w:t>
       </w:r>
       <w:r>
         <w:rPr>
@@ -11827,6 +11931,349 @@
                 <w:szCs w:val="19"/>
               </w:rPr>
               <w:t xml:space="preserve">Una cache avrebbe mostrato persone non più in azienda e avrebbe conservato dati della directory in un secondo posto. Dal backend escono solo i nomi visualizzati.</w:t>
+            </w:r>
+          </w:p>
+        </w:tc>
+      </w:tr>
+      <w:tr>
+        <w:tc>
+          <w:tcPr>
+            <w:tcW w:type="dxa" w:w="771"/>
+            <w:tcBorders>
+              <w:top w:val="single" w:color="D9D9D9" w:sz="4"/>
+              <w:left w:val="single" w:color="D9D9D9" w:sz="4"/>
+              <w:bottom w:val="single" w:color="D9D9D9" w:sz="4"/>
+              <w:right w:val="single" w:color="D9D9D9" w:sz="4"/>
+            </w:tcBorders>
+            <w:shd w:fill="F0F0F0" w:color="auto" w:val="clear"/>
+            <w:tcMar>
+              <w:top w:type="dxa" w:w="70"/>
+              <w:left w:type="dxa" w:w="110"/>
+              <w:bottom w:type="dxa" w:w="70"/>
+              <w:right w:type="dxa" w:w="110"/>
+            </w:tcMar>
+            <w:vAlign w:val="center"/>
+          </w:tcPr>
+          <w:p>
+            <w:pPr>
+              <w:spacing w:after="0" w:line="264"/>
+            </w:pPr>
+            <w:r>
+              <w:rPr>
+                <w:rFonts w:ascii="Arial" w:cs="Arial" w:eastAsia="Arial" w:hAnsi="Arial"/>
+                <w:color w:val="212121"/>
+                <w:sz w:val="19"/>
+                <w:szCs w:val="19"/>
+              </w:rPr>
+              <w:t xml:space="preserve">AD-14</w:t>
+            </w:r>
+          </w:p>
+        </w:tc>
+        <w:tc>
+          <w:tcPr>
+            <w:tcW w:type="dxa" w:w="3855"/>
+            <w:tcBorders>
+              <w:top w:val="single" w:color="D9D9D9" w:sz="4"/>
+              <w:left w:val="single" w:color="D9D9D9" w:sz="4"/>
+              <w:bottom w:val="single" w:color="D9D9D9" w:sz="4"/>
+              <w:right w:val="single" w:color="D9D9D9" w:sz="4"/>
+            </w:tcBorders>
+            <w:shd w:fill="F0F0F0" w:color="auto" w:val="clear"/>
+            <w:tcMar>
+              <w:top w:type="dxa" w:w="70"/>
+              <w:left w:type="dxa" w:w="110"/>
+              <w:bottom w:type="dxa" w:w="70"/>
+              <w:right w:type="dxa" w:w="110"/>
+            </w:tcMar>
+            <w:vAlign w:val="center"/>
+          </w:tcPr>
+          <w:p>
+            <w:pPr>
+              <w:spacing w:after="0" w:line="264"/>
+            </w:pPr>
+            <w:r>
+              <w:rPr>
+                <w:rFonts w:ascii="Arial" w:cs="Arial" w:eastAsia="Arial" w:hAnsi="Arial"/>
+                <w:color w:val="212121"/>
+                <w:sz w:val="19"/>
+                <w:szCs w:val="19"/>
+              </w:rPr>
+              <w:t xml:space="preserve">La presenza dei dispositivi è tenuta in memoria, con scadenza a 90 secondi, e non è mai persistita.</w:t>
+            </w:r>
+          </w:p>
+        </w:tc>
+        <w:tc>
+          <w:tcPr>
+            <w:tcW w:type="dxa" w:w="5012"/>
+            <w:tcBorders>
+              <w:top w:val="single" w:color="D9D9D9" w:sz="4"/>
+              <w:left w:val="single" w:color="D9D9D9" w:sz="4"/>
+              <w:bottom w:val="single" w:color="D9D9D9" w:sz="4"/>
+              <w:right w:val="single" w:color="D9D9D9" w:sz="4"/>
+            </w:tcBorders>
+            <w:shd w:fill="F0F0F0" w:color="auto" w:val="clear"/>
+            <w:tcMar>
+              <w:top w:type="dxa" w:w="70"/>
+              <w:left w:type="dxa" w:w="110"/>
+              <w:bottom w:type="dxa" w:w="70"/>
+              <w:right w:type="dxa" w:w="110"/>
+            </w:tcMar>
+            <w:vAlign w:val="center"/>
+          </w:tcPr>
+          <w:p>
+            <w:pPr>
+              <w:spacing w:after="0" w:line="264"/>
+            </w:pPr>
+            <w:r>
+              <w:rPr>
+                <w:rFonts w:ascii="Arial" w:cs="Arial" w:eastAsia="Arial" w:hAnsi="Arial"/>
+                <w:color w:val="212121"/>
+                <w:sz w:val="19"/>
+                <w:szCs w:val="19"/>
+              </w:rPr>
+              <w:t xml:space="preserve">È una copia di stato vivo del controller, riletta ogni 30 secondi: persisterla le darebbe solo un modo di diventare obsoleta. Una lettura troppo vecchia risponde «non noto», mai «non connesso».</w:t>
+            </w:r>
+          </w:p>
+        </w:tc>
+      </w:tr>
+      <w:tr>
+        <w:tc>
+          <w:tcPr>
+            <w:tcW w:type="dxa" w:w="771"/>
+            <w:tcBorders>
+              <w:top w:val="single" w:color="D9D9D9" w:sz="4"/>
+              <w:left w:val="single" w:color="D9D9D9" w:sz="4"/>
+              <w:bottom w:val="single" w:color="D9D9D9" w:sz="4"/>
+              <w:right w:val="single" w:color="D9D9D9" w:sz="4"/>
+            </w:tcBorders>
+            <w:shd w:fill="FFFFFF" w:color="auto" w:val="clear"/>
+            <w:tcMar>
+              <w:top w:type="dxa" w:w="70"/>
+              <w:left w:type="dxa" w:w="110"/>
+              <w:bottom w:type="dxa" w:w="70"/>
+              <w:right w:type="dxa" w:w="110"/>
+            </w:tcMar>
+            <w:vAlign w:val="center"/>
+          </w:tcPr>
+          <w:p>
+            <w:pPr>
+              <w:spacing w:after="0" w:line="264"/>
+            </w:pPr>
+            <w:r>
+              <w:rPr>
+                <w:rFonts w:ascii="Arial" w:cs="Arial" w:eastAsia="Arial" w:hAnsi="Arial"/>
+                <w:color w:val="212121"/>
+                <w:sz w:val="19"/>
+                <w:szCs w:val="19"/>
+              </w:rPr>
+              <w:t xml:space="preserve">AD-15</w:t>
+            </w:r>
+          </w:p>
+        </w:tc>
+        <w:tc>
+          <w:tcPr>
+            <w:tcW w:type="dxa" w:w="3855"/>
+            <w:tcBorders>
+              <w:top w:val="single" w:color="D9D9D9" w:sz="4"/>
+              <w:left w:val="single" w:color="D9D9D9" w:sz="4"/>
+              <w:bottom w:val="single" w:color="D9D9D9" w:sz="4"/>
+              <w:right w:val="single" w:color="D9D9D9" w:sz="4"/>
+            </w:tcBorders>
+            <w:shd w:fill="FFFFFF" w:color="auto" w:val="clear"/>
+            <w:tcMar>
+              <w:top w:type="dxa" w:w="70"/>
+              <w:left w:type="dxa" w:w="110"/>
+              <w:bottom w:type="dxa" w:w="70"/>
+              <w:right w:type="dxa" w:w="110"/>
+            </w:tcMar>
+            <w:vAlign w:val="center"/>
+          </w:tcPr>
+          <w:p>
+            <w:pPr>
+              <w:spacing w:after="0" w:line="264"/>
+            </w:pPr>
+            <w:r>
+              <w:rPr>
+                <w:rFonts w:ascii="Arial" w:cs="Arial" w:eastAsia="Arial" w:hAnsi="Arial"/>
+                <w:color w:val="212121"/>
+                <w:sz w:val="19"/>
+                <w:szCs w:val="19"/>
+              </w:rPr>
+              <w:t xml:space="preserve">Il reinvio delle credenziali </w:t>
+            </w:r>
+            <w:r>
+              <w:rPr>
+                <w:rFonts w:ascii="Arial" w:cs="Arial" w:eastAsia="Arial" w:hAnsi="Arial"/>
+                <w:b/>
+                <w:bCs/>
+                <w:color w:val="212121"/>
+                <w:sz w:val="19"/>
+                <w:szCs w:val="19"/>
+              </w:rPr>
+              <w:t xml:space="preserve">ricrea</w:t>
+            </w:r>
+            <w:r>
+              <w:rPr>
+                <w:rFonts w:ascii="Arial" w:cs="Arial" w:eastAsia="Arial" w:hAnsi="Arial"/>
+                <w:color w:val="212121"/>
+                <w:sz w:val="19"/>
+                <w:szCs w:val="19"/>
+              </w:rPr>
+              <w:t xml:space="preserve"> l’account sul controller invece di modificarlo.</w:t>
+            </w:r>
+          </w:p>
+        </w:tc>
+        <w:tc>
+          <w:tcPr>
+            <w:tcW w:type="dxa" w:w="5012"/>
+            <w:tcBorders>
+              <w:top w:val="single" w:color="D9D9D9" w:sz="4"/>
+              <w:left w:val="single" w:color="D9D9D9" w:sz="4"/>
+              <w:bottom w:val="single" w:color="D9D9D9" w:sz="4"/>
+              <w:right w:val="single" w:color="D9D9D9" w:sz="4"/>
+            </w:tcBorders>
+            <w:shd w:fill="FFFFFF" w:color="auto" w:val="clear"/>
+            <w:tcMar>
+              <w:top w:type="dxa" w:w="70"/>
+              <w:left w:type="dxa" w:w="110"/>
+              <w:bottom w:type="dxa" w:w="70"/>
+              <w:right w:type="dxa" w:w="110"/>
+            </w:tcMar>
+            <w:vAlign w:val="center"/>
+          </w:tcPr>
+          <w:p>
+            <w:pPr>
+              <w:spacing w:after="0" w:line="264"/>
+            </w:pPr>
+            <w:r>
+              <w:rPr>
+                <w:rFonts w:ascii="Arial" w:cs="Arial" w:eastAsia="Arial" w:hAnsi="Arial"/>
+                <w:color w:val="212121"/>
+                <w:sz w:val="19"/>
+                <w:szCs w:val="19"/>
+              </w:rPr>
+              <w:t xml:space="preserve">Il controller conta la durata da </w:t>
+            </w:r>
+            <w:r>
+              <w:rPr>
+                <w:rFonts w:ascii="Consolas" w:cs="Consolas" w:eastAsia="Consolas" w:hAnsi="Consolas"/>
+                <w:b w:val="false"/>
+                <w:bCs w:val="false"/>
+                <w:color w:val="0A5D65"/>
+                <w:sz w:val="17"/>
+                <w:szCs w:val="17"/>
+              </w:rPr>
+              <w:t xml:space="preserve">creation-time</w:t>
+            </w:r>
+            <w:r>
+              <w:rPr>
+                <w:rFonts w:ascii="Arial" w:cs="Arial" w:eastAsia="Arial" w:hAnsi="Arial"/>
+                <w:color w:val="212121"/>
+                <w:sz w:val="19"/>
+                <w:szCs w:val="19"/>
+              </w:rPr>
+              <w:t xml:space="preserve">, che una modifica non azzera: le credenziali reinviate arrivavano già scadute mentre il messaggio prometteva una durata nuova.</w:t>
+            </w:r>
+          </w:p>
+        </w:tc>
+      </w:tr>
+      <w:tr>
+        <w:tc>
+          <w:tcPr>
+            <w:tcW w:type="dxa" w:w="771"/>
+            <w:tcBorders>
+              <w:top w:val="single" w:color="D9D9D9" w:sz="4"/>
+              <w:left w:val="single" w:color="D9D9D9" w:sz="4"/>
+              <w:bottom w:val="single" w:color="D9D9D9" w:sz="4"/>
+              <w:right w:val="single" w:color="D9D9D9" w:sz="4"/>
+            </w:tcBorders>
+            <w:shd w:fill="F0F0F0" w:color="auto" w:val="clear"/>
+            <w:tcMar>
+              <w:top w:type="dxa" w:w="70"/>
+              <w:left w:type="dxa" w:w="110"/>
+              <w:bottom w:type="dxa" w:w="70"/>
+              <w:right w:type="dxa" w:w="110"/>
+            </w:tcMar>
+            <w:vAlign w:val="center"/>
+          </w:tcPr>
+          <w:p>
+            <w:pPr>
+              <w:spacing w:after="0" w:line="264"/>
+            </w:pPr>
+            <w:r>
+              <w:rPr>
+                <w:rFonts w:ascii="Arial" w:cs="Arial" w:eastAsia="Arial" w:hAnsi="Arial"/>
+                <w:color w:val="212121"/>
+                <w:sz w:val="19"/>
+                <w:szCs w:val="19"/>
+              </w:rPr>
+              <w:t xml:space="preserve">AD-16</w:t>
+            </w:r>
+          </w:p>
+        </w:tc>
+        <w:tc>
+          <w:tcPr>
+            <w:tcW w:type="dxa" w:w="3855"/>
+            <w:tcBorders>
+              <w:top w:val="single" w:color="D9D9D9" w:sz="4"/>
+              <w:left w:val="single" w:color="D9D9D9" w:sz="4"/>
+              <w:bottom w:val="single" w:color="D9D9D9" w:sz="4"/>
+              <w:right w:val="single" w:color="D9D9D9" w:sz="4"/>
+            </w:tcBorders>
+            <w:shd w:fill="F0F0F0" w:color="auto" w:val="clear"/>
+            <w:tcMar>
+              <w:top w:type="dxa" w:w="70"/>
+              <w:left w:type="dxa" w:w="110"/>
+              <w:bottom w:type="dxa" w:w="70"/>
+              <w:right w:type="dxa" w:w="110"/>
+            </w:tcMar>
+            <w:vAlign w:val="center"/>
+          </w:tcPr>
+          <w:p>
+            <w:pPr>
+              <w:spacing w:after="0" w:line="264"/>
+            </w:pPr>
+            <w:r>
+              <w:rPr>
+                <w:rFonts w:ascii="Arial" w:cs="Arial" w:eastAsia="Arial" w:hAnsi="Arial"/>
+                <w:color w:val="212121"/>
+                <w:sz w:val="19"/>
+                <w:szCs w:val="19"/>
+              </w:rPr>
+              <w:t xml:space="preserve">Dopo ogni scrittura l’account viene riletto dal controller e confrontato con quanto richiesto.</w:t>
+            </w:r>
+          </w:p>
+        </w:tc>
+        <w:tc>
+          <w:tcPr>
+            <w:tcW w:type="dxa" w:w="5012"/>
+            <w:tcBorders>
+              <w:top w:val="single" w:color="D9D9D9" w:sz="4"/>
+              <w:left w:val="single" w:color="D9D9D9" w:sz="4"/>
+              <w:bottom w:val="single" w:color="D9D9D9" w:sz="4"/>
+              <w:right w:val="single" w:color="D9D9D9" w:sz="4"/>
+            </w:tcBorders>
+            <w:shd w:fill="F0F0F0" w:color="auto" w:val="clear"/>
+            <w:tcMar>
+              <w:top w:type="dxa" w:w="70"/>
+              <w:left w:type="dxa" w:w="110"/>
+              <w:bottom w:type="dxa" w:w="70"/>
+              <w:right w:type="dxa" w:w="110"/>
+            </w:tcMar>
+            <w:vAlign w:val="center"/>
+          </w:tcPr>
+          <w:p>
+            <w:pPr>
+              <w:spacing w:after="0" w:line="264"/>
+            </w:pPr>
+            <w:r>
+              <w:rPr>
+                <w:rFonts w:ascii="Arial" w:cs="Arial" w:eastAsia="Arial" w:hAnsi="Arial"/>
+                <w:color w:val="212121"/>
+                <w:sz w:val="19"/>
+                <w:szCs w:val="19"/>
+              </w:rPr>
+              <w:t xml:space="preserve">Prima l’output della sessione veniva scartato: un account arrivato sul controller malformato era indistinguibile da uno corretto.</w:t>
             </w:r>
           </w:p>
         </w:tc>
